--- a/libro/docx/09_espacio_multidimensional.docx
+++ b/libro/docx/09_espacio_multidimensional.docx
@@ -25,7 +25,7 @@
           <w:i w:val="0"/>
           <w:u w:val="none"/>
         </w:rPr>
-        <w:t xml:space="preserve">Imagina una hoja de cálculo con ocho columnas. Las columnas se llaman </w:t>
+        <w:t xml:space="preserve">Para visualizar cómo funciona este modelo en su totalidad, imagina por un momento la hoja de cálculo de Excel más grande que hayas visto en tu vida. Esta tabla tiene exactamente ocho columnas, una por cada letra de nuestro sistema: </w:t>
       </w:r>
       <w:r>
         <w:rPr>
@@ -41,7 +41,7 @@
           <w:i w:val="0"/>
           <w:u w:val="none"/>
         </w:rPr>
-        <w:t>. Cada fila es un hecho del mundo: la celda en cada columna dice qué valor del eje correspondiente está involucrado en ese hecho. En la mayoría de las filas, varias columnas están vacías — un hecho típico solo involucra dos o tres ejes, no los ocho. Pero todas las columnas existen, y todas las filas tienen, en teoría, una posición posible en cada una.</w:t>
+        <w:t xml:space="preserve">. </w:t>
       </w:r>
     </w:p>
     <w:p>
@@ -51,7 +51,17 @@
           <w:i w:val="0"/>
           <w:u w:val="none"/>
         </w:rPr>
-        <w:t xml:space="preserve">Esa hoja de cálculo es </w:t>
+        <w:t>Cada fila de esta tabla representa un único "hecho" que ha ocurrido en el mundo. En cada celda de esa fila, anotamos el valor que le corresponde a esa columna. Ahora bien, en la inmensa mayoría de las filas, habrá varias celdas vacías. Esto es normal: un hecho cotidiano (como "Juan compró pan") solo involucra a dos o tres columnas (quién, qué), no a las ocho a la vez. Pero lo importante es que todas las columnas existen y están siempre disponibles, esperando a que cualquier hecho necesite usarlas.</w:t>
+      </w:r>
+    </w:p>
+    <w:p>
+      <w:r>
+        <w:rPr>
+          <w:b w:val="0"/>
+          <w:i w:val="0"/>
+          <w:u w:val="none"/>
+        </w:rPr>
+        <w:t xml:space="preserve">A nivel de arquitectura de datos, esa inmensa hoja de cálculo es lo que llamamos </w:t>
       </w:r>
       <w:r>
         <w:rPr>
@@ -67,7 +77,7 @@
           <w:i w:val="0"/>
           <w:u w:val="none"/>
         </w:rPr>
-        <w:t>. Tiene 8 ejes (las columnas), y los hechos del mundo son puntos en ese espacio (las filas). Algunos puntos están densamente poblados — hechos que involucran muchos roles —, otros son rarísimos. Pero todos viven en la misma geometría.</w:t>
+        <w:t>. Tiene 8 dimensiones (las columnas), y los hechos de la realidad son simplemente puntos dentro de ese espacio (las filas). En este espacio hay zonas con muchísima actividad —hechos muy detallados que llenan casi todas sus columnas— y otras zonas casi desiertas. Pero todos, sin excepción, viven bajo las mismas leyes de la física geométrica.</w:t>
       </w:r>
     </w:p>
     <w:p>
@@ -77,7 +87,7 @@
           <w:i w:val="0"/>
           <w:u w:val="none"/>
         </w:rPr>
-        <w:t>Este capítulo se ocupa de esa geometría. No es una metáfora decorativa: es una herramienta de razonamiento que permite ver el modelo desde un punto de vista que cambia cómo se piensan las consultas, las relaciones entre dominios y la integración con sistemas de inteligencia artificial. Veámosla con detalle.</w:t>
+        <w:t>Este capítulo está dedicado a entender esa geometría. Y no lo hacemos por amor a las matemáticas teóricas; lo hacemos porque ver la base de datos como un "espacio geométrico" cambia por completo la forma en que los programadores escriben el código de búsqueda y, sobre todo, cambia cómo los sistemas de Inteligencia Artificial auditan nuestra información corporativa. Veámoslo de cerca.</w:t>
       </w:r>
     </w:p>
     <w:p>
@@ -85,7 +95,7 @@
         <w:pStyle w:val="Heading2"/>
       </w:pPr>
       <w:r>
-        <w:t>La metáfora formal</w:t>
+        <w:t>La metáfora formal (Sin complicarnos demasiado)</w:t>
       </w:r>
     </w:p>
     <w:p>
@@ -95,7 +105,23 @@
           <w:i w:val="0"/>
           <w:u w:val="none"/>
         </w:rPr>
-        <w:t xml:space="preserve">Sea </w:t>
+        <w:t xml:space="preserve">Si quisiéramos ponernos estrictamente matemáticos, diríamos que nuestro universo de datos (al que llamaremos </w:t>
+      </w:r>
+      <w:r>
+        <w:rPr>
+          <w:b/>
+          <w:i w:val="0"/>
+          <w:u w:val="none"/>
+        </w:rPr>
+        <w:t>V</w:t>
+      </w:r>
+      <w:r>
+        <w:rPr>
+          <w:b w:val="0"/>
+          <w:i w:val="0"/>
+          <w:u w:val="none"/>
+        </w:rPr>
+        <w:t xml:space="preserve">) es simplemente la suma de todos los individuos que viven en nuestras cajas físicas y conceptuales: </w:t>
       </w:r>
       <w:r>
         <w:rPr>
@@ -196,7 +222,7 @@
           <w:i w:val="0"/>
           <w:u w:val="none"/>
         </w:rPr>
-        <w:t xml:space="preserve"> el universo de individuos del modelo, y sea </w:t>
+        <w:t>. A eso le sumamos nuestros dos tipos de cables conectores (</w:t>
       </w:r>
       <w:r>
         <w:rPr>
@@ -204,7 +230,7 @@
           <w:i w:val="0"/>
           <w:u w:val="none"/>
         </w:rPr>
-        <w:t>L_P</w:t>
+        <w:t>P</w:t>
       </w:r>
       <w:r>
         <w:rPr>
@@ -220,7 +246,7 @@
           <w:i w:val="0"/>
           <w:u w:val="none"/>
         </w:rPr>
-        <w:t>L_M</w:t>
+        <w:t>M</w:t>
       </w:r>
       <w:r>
         <w:rPr>
@@ -228,133 +254,7 @@
           <w:i w:val="0"/>
           <w:u w:val="none"/>
         </w:rPr>
-        <w:t xml:space="preserve"> los conjuntos de etiquetas de propiedad y de relación. Llamamos </w:t>
-      </w:r>
-      <w:r>
-        <w:rPr>
-          <w:b/>
-          <w:i w:val="0"/>
-          <w:u w:val="none"/>
-        </w:rPr>
-        <w:t>espacio WQuestions</w:t>
-      </w:r>
-      <w:r>
-        <w:rPr>
-          <w:b w:val="0"/>
-          <w:i w:val="0"/>
-          <w:u w:val="none"/>
-        </w:rPr>
-        <w:t xml:space="preserve"> al producto cartesiano (parcial) sobre los ocho ejes:</w:t>
-      </w:r>
-    </w:p>
-    <w:p>
-      <w:pPr>
-        <w:ind w:left="432"/>
-      </w:pPr>
-      <w:r>
-        <w:rPr>
-          <w:rFonts w:ascii="Courier New" w:hAnsi="Courier New"/>
-          <w:sz w:val="18"/>
-        </w:rPr>
-        <w:t xml:space="preserve">E_W = Q </w:t>
-      </w:r>
-      <w:r>
-        <w:rPr>
-          <w:rFonts w:ascii="Cambria Math" w:hAnsi="Cambria Math"/>
-          <w:sz w:val="18"/>
-        </w:rPr>
-        <w:t>×</w:t>
-      </w:r>
-      <w:r>
-        <w:rPr>
-          <w:rFonts w:ascii="Courier New" w:hAnsi="Courier New"/>
-          <w:sz w:val="18"/>
-        </w:rPr>
-        <w:t xml:space="preserve"> O </w:t>
-      </w:r>
-      <w:r>
-        <w:rPr>
-          <w:rFonts w:ascii="Cambria Math" w:hAnsi="Cambria Math"/>
-          <w:sz w:val="18"/>
-        </w:rPr>
-        <w:t>×</w:t>
-      </w:r>
-      <w:r>
-        <w:rPr>
-          <w:rFonts w:ascii="Courier New" w:hAnsi="Courier New"/>
-          <w:sz w:val="18"/>
-        </w:rPr>
-        <w:t xml:space="preserve"> L </w:t>
-      </w:r>
-      <w:r>
-        <w:rPr>
-          <w:rFonts w:ascii="Cambria Math" w:hAnsi="Cambria Math"/>
-          <w:sz w:val="18"/>
-        </w:rPr>
-        <w:t>×</w:t>
-      </w:r>
-      <w:r>
-        <w:rPr>
-          <w:rFonts w:ascii="Courier New" w:hAnsi="Courier New"/>
-          <w:sz w:val="18"/>
-        </w:rPr>
-        <w:t xml:space="preserve"> T </w:t>
-      </w:r>
-      <w:r>
-        <w:rPr>
-          <w:rFonts w:ascii="Cambria Math" w:hAnsi="Cambria Math"/>
-          <w:sz w:val="18"/>
-        </w:rPr>
-        <w:t>×</w:t>
-      </w:r>
-      <w:r>
-        <w:rPr>
-          <w:rFonts w:ascii="Courier New" w:hAnsi="Courier New"/>
-          <w:sz w:val="18"/>
-        </w:rPr>
-        <w:t xml:space="preserve"> N </w:t>
-      </w:r>
-      <w:r>
-        <w:rPr>
-          <w:rFonts w:ascii="Cambria Math" w:hAnsi="Cambria Math"/>
-          <w:sz w:val="18"/>
-        </w:rPr>
-        <w:t>×</w:t>
-      </w:r>
-      <w:r>
-        <w:rPr>
-          <w:rFonts w:ascii="Courier New" w:hAnsi="Courier New"/>
-          <w:sz w:val="18"/>
-        </w:rPr>
-        <w:t xml:space="preserve"> P </w:t>
-      </w:r>
-      <w:r>
-        <w:rPr>
-          <w:rFonts w:ascii="Cambria Math" w:hAnsi="Cambria Math"/>
-          <w:sz w:val="18"/>
-        </w:rPr>
-        <w:t>×</w:t>
-      </w:r>
-      <w:r>
-        <w:rPr>
-          <w:rFonts w:ascii="Courier New" w:hAnsi="Courier New"/>
-          <w:sz w:val="18"/>
-        </w:rPr>
-        <w:t xml:space="preserve"> M </w:t>
-      </w:r>
-      <w:r>
-        <w:rPr>
-          <w:rFonts w:ascii="Cambria Math" w:hAnsi="Cambria Math"/>
-          <w:sz w:val="18"/>
-        </w:rPr>
-        <w:t>×</w:t>
-      </w:r>
-      <w:r>
-        <w:rPr>
-          <w:rFonts w:ascii="Courier New" w:hAnsi="Courier New"/>
-          <w:sz w:val="18"/>
-        </w:rPr>
-        <w:t xml:space="preserve"> K</w:t>
+        <w:t>). Al multiplicar todo esto, creamos el "espacio total" de nuestro sistema.</w:t>
       </w:r>
     </w:p>
     <w:p>
@@ -364,7 +264,7 @@
           <w:i w:val="0"/>
           <w:u w:val="none"/>
         </w:rPr>
-        <w:t xml:space="preserve">Un punto en este espacio es una tupla con, idealmente, un valor en cada eje. Pero la mayoría de los hechos del mundo no necesitan los ocho ejes — un hecho como </w:t>
+        <w:t xml:space="preserve">Pero en la práctica, no necesitamos pensar en fórmulas. Como decíamos, la mayoría de los hechos no usan todas las cajas al mismo tiempo. Un hecho como </w:t>
       </w:r>
       <w:r>
         <w:rPr>
@@ -380,7 +280,7 @@
           <w:i w:val="0"/>
           <w:u w:val="none"/>
         </w:rPr>
-        <w:t xml:space="preserve"> solo involucra Q (Messi), O (el gol) y, posiblemente, M (la relación </w:t>
+        <w:t xml:space="preserve"> solo toca la caja </w:t>
       </w:r>
       <w:r>
         <w:rPr>
@@ -390,7 +290,7 @@
           <w:sz w:val="20"/>
           <w:u w:val="none"/>
         </w:rPr>
-        <w:t>agente</w:t>
+        <w:t>Q</w:t>
       </w:r>
       <w:r>
         <w:rPr>
@@ -398,7 +298,43 @@
           <w:i w:val="0"/>
           <w:u w:val="none"/>
         </w:rPr>
-        <w:t xml:space="preserve">). Los demás ejes quedan </w:t>
+        <w:t xml:space="preserve"> (Messi), la caja </w:t>
+      </w:r>
+      <w:r>
+        <w:rPr>
+          <w:rFonts w:ascii="Courier New" w:hAnsi="Courier New"/>
+          <w:b w:val="0"/>
+          <w:i w:val="0"/>
+          <w:sz w:val="20"/>
+          <w:u w:val="none"/>
+        </w:rPr>
+        <w:t>O</w:t>
+      </w:r>
+      <w:r>
+        <w:rPr>
+          <w:b w:val="0"/>
+          <w:i w:val="0"/>
+          <w:u w:val="none"/>
+        </w:rPr>
+        <w:t xml:space="preserve"> (el gol) y usa un cable de la caja </w:t>
+      </w:r>
+      <w:r>
+        <w:rPr>
+          <w:rFonts w:ascii="Courier New" w:hAnsi="Courier New"/>
+          <w:b w:val="0"/>
+          <w:i w:val="0"/>
+          <w:sz w:val="20"/>
+          <w:u w:val="none"/>
+        </w:rPr>
+        <w:t>M</w:t>
+      </w:r>
+      <w:r>
+        <w:rPr>
+          <w:b w:val="0"/>
+          <w:i w:val="0"/>
+          <w:u w:val="none"/>
+        </w:rPr>
+        <w:t xml:space="preserve"> (agente). Las cajas de Lugar, Tiempo o Números se quedan vacías o </w:t>
       </w:r>
       <w:r>
         <w:rPr>
@@ -424,7 +360,7 @@
           <w:i w:val="0"/>
           <w:u w:val="none"/>
         </w:rPr>
-        <w:t xml:space="preserve">Por eso es más útil pensar en el espacio como una </w:t>
+        <w:t xml:space="preserve">Por eso es mucho más útil y realista pensar en este espacio como una </w:t>
       </w:r>
       <w:r>
         <w:rPr>
@@ -440,7 +376,23 @@
           <w:i w:val="0"/>
           <w:u w:val="none"/>
         </w:rPr>
-        <w:t xml:space="preserve">: cada hecho ocupa solo las dimensiones que necesita. La afirmación del modelo no es que todo hecho viva en el centro de un cubo de ocho dimensiones; es que cualquier hecho que tenga lugar en el mundo puede </w:t>
+        <w:t xml:space="preserve">: cada evento de la vida ocupa únicamente las dimensiones que necesita. El sistema no te obliga a inventar datos para rellenar los huecos vacíos. La promesa central de este modelo no es que todo en la vida sea hipercomplejo; la promesa es que </w:t>
+      </w:r>
+      <w:r>
+        <w:rPr>
+          <w:b w:val="0"/>
+          <w:i/>
+          <w:u w:val="none"/>
+        </w:rPr>
+        <w:t>cualquier</w:t>
+      </w:r>
+      <w:r>
+        <w:rPr>
+          <w:b w:val="0"/>
+          <w:i w:val="0"/>
+          <w:u w:val="none"/>
+        </w:rPr>
+        <w:t xml:space="preserve"> hecho, por raro que sea, </w:t>
       </w:r>
       <w:r>
         <w:rPr>
@@ -448,7 +400,7 @@
           <w:i w:val="0"/>
           <w:u w:val="none"/>
         </w:rPr>
-        <w:t>ubicarse</w:t>
+        <w:t>puede encontrar su ubicación exacta</w:t>
       </w:r>
       <w:r>
         <w:rPr>
@@ -456,7 +408,7 @@
           <w:i w:val="0"/>
           <w:u w:val="none"/>
         </w:rPr>
-        <w:t xml:space="preserve"> en ese cubo, dejando las dimensiones irrelevantes sin tocar.</w:t>
+        <w:t xml:space="preserve"> en este mapa de ocho ejes, dejando en paz las dimensiones que no le importan.</w:t>
       </w:r>
     </w:p>
     <w:p>
@@ -466,7 +418,43 @@
           <w:i w:val="0"/>
           <w:u w:val="none"/>
         </w:rPr>
-        <w:t>Esa "ubicación parcial" se vuelve concreta cuando los hechos se acumulan: el grafo entero de hechos forma una nube de puntos densamente conectados por sus dimensiones compartidas. Si dos hechos comparten el mismo valor de O — porque ambos hablan del mismo gol —, están conectados por esa dimensión. Si tres hechos comparten valor de T — porque ocurrieron el mismo día —, también. La estructura de conexiones es lo que da forma al espacio.</w:t>
+        <w:t xml:space="preserve">Cuando una empresa empieza a guardar millones de estos hechos parciales, se produce la magia: el sistema se convierte en una nube densa de puntos conectados. Si dos hechos distintos comparten el mismo valor en la caja </w:t>
+      </w:r>
+      <w:r>
+        <w:rPr>
+          <w:rFonts w:ascii="Courier New" w:hAnsi="Courier New"/>
+          <w:b w:val="0"/>
+          <w:i w:val="0"/>
+          <w:sz w:val="20"/>
+          <w:u w:val="none"/>
+        </w:rPr>
+        <w:t>O</w:t>
+      </w:r>
+      <w:r>
+        <w:rPr>
+          <w:b w:val="0"/>
+          <w:i w:val="0"/>
+          <w:u w:val="none"/>
+        </w:rPr>
+        <w:t xml:space="preserve"> (porque ambos hablan del mismo gol de Messi, aunque uno hable del minuto y el otro de la pierna que usó), el sistema los conecta automáticamente. Si tres hechos comparten el mismo valor en la caja </w:t>
+      </w:r>
+      <w:r>
+        <w:rPr>
+          <w:rFonts w:ascii="Courier New" w:hAnsi="Courier New"/>
+          <w:b w:val="0"/>
+          <w:i w:val="0"/>
+          <w:sz w:val="20"/>
+          <w:u w:val="none"/>
+        </w:rPr>
+        <w:t>T</w:t>
+      </w:r>
+      <w:r>
+        <w:rPr>
+          <w:b w:val="0"/>
+          <w:i w:val="0"/>
+          <w:u w:val="none"/>
+        </w:rPr>
+        <w:t xml:space="preserve"> (porque ocurrieron el mismo día), también se conectan. Esta telaraña de conexiones automáticas es lo que le da forma y poder a nuestro espacio.</w:t>
       </w:r>
     </w:p>
     <w:p>
@@ -474,7 +462,7 @@
         <w:pStyle w:val="Heading2"/>
       </w:pPr>
       <w:r>
-        <w:t>Tres diferencias con un espacio matemático clásico</w:t>
+        <w:t>Tres diferencias clave con los espacios matemáticos clásicos</w:t>
       </w:r>
     </w:p>
     <w:p>
@@ -484,24 +472,7 @@
           <w:i w:val="0"/>
           <w:u w:val="none"/>
         </w:rPr>
-        <w:t xml:space="preserve">El espacio WQuestions no es un espacio </w:t>
-      </w:r>
-      <w:r>
-        <w:rPr>
-          <w:rFonts w:ascii="Cambria Math" w:hAnsi="Cambria Math"/>
-          <w:b w:val="0"/>
-          <w:i w:val="0"/>
-          <w:u w:val="none"/>
-        </w:rPr>
-        <w:t>ℝ</w:t>
-      </w:r>
-      <w:r>
-        <w:rPr>
-          <w:b w:val="0"/>
-          <w:i w:val="0"/>
-          <w:u w:val="none"/>
-        </w:rPr>
-        <w:t>ⁿ clásico, ni un cubo OLAP de inteligencia de negocios, ni un espacio vectorial de embeddings. Comparte con todos ellos la idea de "varias dimensiones que coordenan información", pero se diferencia en tres puntos cruciales.</w:t>
+        <w:t>Si eres analista de datos o programador, probablemente la idea de un "espacio multidimensional" te suene a algo que ya conoces, como los Cubos OLAP o los espacios vectoriales. Aunque comparten la idea de usar "dimensiones", nuestro espacio WQuestions tiene tres diferencias radicales que lo hacen único:</w:t>
       </w:r>
     </w:p>
     <w:p>
@@ -511,7 +482,7 @@
           <w:i w:val="0"/>
           <w:u w:val="none"/>
         </w:rPr>
-        <w:t>Diferencia 1: el espacio es parcial.</w:t>
+        <w:t>Diferencia 1: Nuestro espacio acepta el vacío.</w:t>
       </w:r>
       <w:r>
         <w:rPr>
@@ -519,16 +490,15 @@
           <w:i w:val="0"/>
           <w:u w:val="none"/>
         </w:rPr>
-        <w:t xml:space="preserve"> En un </w:t>
+        <w:t xml:space="preserve"> En la geometría matemática pura, cada punto en un mapa tiene que tener obligatoriamente un número en cada eje (X, Y, Z). En nuestro modelo, un hecho normal tiene datos en dos o tres ejes y el resto se queda vacío. Si un usuario busca </w:t>
       </w:r>
       <w:r>
         <w:rPr>
-          <w:rFonts w:ascii="Cambria Math" w:hAnsi="Cambria Math"/>
           <w:b w:val="0"/>
-          <w:i w:val="0"/>
+          <w:i/>
           <w:u w:val="none"/>
         </w:rPr>
-        <w:t>ℝ</w:t>
+        <w:t>"todos los goles del torneo"</w:t>
       </w:r>
       <w:r>
         <w:rPr>
@@ -536,23 +506,7 @@
           <w:i w:val="0"/>
           <w:u w:val="none"/>
         </w:rPr>
-        <w:t xml:space="preserve">ⁿ clásico, todo punto tiene un valor en cada dimensión. En WQuestions, un hecho típico tiene valor en dos o tres ejes; los demás quedan vacíos. La consulta </w:t>
-      </w:r>
-      <w:r>
-        <w:rPr>
-          <w:b w:val="0"/>
-          <w:i/>
-          <w:u w:val="none"/>
-        </w:rPr>
-        <w:t>"todos los goles"</w:t>
-      </w:r>
-      <w:r>
-        <w:rPr>
-          <w:b w:val="0"/>
-          <w:i w:val="0"/>
-          <w:u w:val="none"/>
-        </w:rPr>
-        <w:t xml:space="preserve"> no exige que cada gol tenga un valor de N o de L; simplemente no se piden.</w:t>
+        <w:t xml:space="preserve">, no le importa si esos goles no tienen registrada una temperatura o un lugar exacto; el sistema simplemente omite las columnas vacías. </w:t>
       </w:r>
     </w:p>
     <w:p>
@@ -562,7 +516,7 @@
           <w:i w:val="0"/>
           <w:u w:val="none"/>
         </w:rPr>
-        <w:t xml:space="preserve">Esto tiene consecuencias prácticas. El sistema no necesita inventar valores nulos o "desconocidos" para llenar dimensiones que no aplican. Si una receta no tiene </w:t>
+        <w:t xml:space="preserve">En la programación tradicional, cuando falta un dato, el sistema te obliga a meter un engorroso valor </w:t>
       </w:r>
       <w:r>
         <w:rPr>
@@ -572,7 +526,7 @@
           <w:sz w:val="20"/>
           <w:u w:val="none"/>
         </w:rPr>
-        <w:t>dificultad</w:t>
+        <w:t>NULL</w:t>
       </w:r>
       <w:r>
         <w:rPr>
@@ -580,7 +534,7 @@
           <w:i w:val="0"/>
           <w:u w:val="none"/>
         </w:rPr>
-        <w:t xml:space="preserve"> declarada, no hay un "punto cero" en esa dimensión: simplemente no hay hecho en esa coordenada. La diferencia entre "valor desconocido" y "valor inaplicable" se vuelve operativa en lugar de filosófica.</w:t>
+        <w:t xml:space="preserve"> o "Desconocido" para que la tabla no se rompa. En nuestro espacio, la dimensión que no aplica simplemente no existe para ese hecho. Es limpio y eficiente.</w:t>
       </w:r>
     </w:p>
     <w:p>
@@ -590,7 +544,7 @@
           <w:i w:val="0"/>
           <w:u w:val="none"/>
         </w:rPr>
-        <w:t>Diferencia 2: el espacio es multi-valuado en ciertas dimensiones.</w:t>
+        <w:t>Diferencia 2: Aceptamos valores múltiples en una misma caja.</w:t>
       </w:r>
       <w:r>
         <w:rPr>
@@ -598,24 +552,7 @@
           <w:i w:val="0"/>
           <w:u w:val="none"/>
         </w:rPr>
-        <w:t xml:space="preserve"> En </w:t>
-      </w:r>
-      <w:r>
-        <w:rPr>
-          <w:rFonts w:ascii="Cambria Math" w:hAnsi="Cambria Math"/>
-          <w:b w:val="0"/>
-          <w:i w:val="0"/>
-          <w:u w:val="none"/>
-        </w:rPr>
-        <w:t>ℝ</w:t>
-      </w:r>
-      <w:r>
-        <w:rPr>
-          <w:b w:val="0"/>
-          <w:i w:val="0"/>
-          <w:u w:val="none"/>
-        </w:rPr>
-        <w:t xml:space="preserve">ⁿ, cada punto tiene exactamente un valor por dimensión. En WQuestions, las dimensiones que corresponden a relaciones (M) admiten múltiples valores para el mismo sujeto. Un partido tiene dos equipos como </w:t>
+        <w:t xml:space="preserve"> En la matemática tradicional, un punto en el mapa solo puede tener una coordenada X. En WQuestions, gracias a nuestros cables múltiples (el eje </w:t>
       </w:r>
       <w:r>
         <w:rPr>
@@ -625,7 +562,7 @@
           <w:sz w:val="20"/>
           <w:u w:val="none"/>
         </w:rPr>
-        <w:t>partes</w:t>
+        <w:t>M</w:t>
       </w:r>
       <w:r>
         <w:rPr>
@@ -633,7 +570,57 @@
           <w:i w:val="0"/>
           <w:u w:val="none"/>
         </w:rPr>
-        <w:t xml:space="preserve">; una llamada a un LLM tiene varias herramientas como </w:t>
+        <w:t xml:space="preserve"> que vimos en el capítulo anterior), un mismo hecho puede disparar varios valores hacia la misma caja. Un partido de fútbol tiene </w:t>
+      </w:r>
+      <w:r>
+        <w:rPr>
+          <w:b/>
+          <w:i w:val="0"/>
+          <w:u w:val="none"/>
+        </w:rPr>
+        <w:t>dos</w:t>
+      </w:r>
+      <w:r>
+        <w:rPr>
+          <w:b w:val="0"/>
+          <w:i w:val="0"/>
+          <w:u w:val="none"/>
+        </w:rPr>
+        <w:t xml:space="preserve"> equipos; una llamada a ChatGPT puede haber utilizado </w:t>
+      </w:r>
+      <w:r>
+        <w:rPr>
+          <w:b/>
+          <w:i w:val="0"/>
+          <w:u w:val="none"/>
+        </w:rPr>
+        <w:t>cinco</w:t>
+      </w:r>
+      <w:r>
+        <w:rPr>
+          <w:b w:val="0"/>
+          <w:i w:val="0"/>
+          <w:u w:val="none"/>
+        </w:rPr>
+        <w:t xml:space="preserve"> documentos distintos como fuente. En la matemática pura esto rompería las reglas, pero en la arquitectura de datos reales, esta flexibilidad "multivaluada" es obligatoria.</w:t>
+      </w:r>
+    </w:p>
+    <w:p>
+      <w:r>
+        <w:rPr>
+          <w:b/>
+          <w:i w:val="0"/>
+          <w:u w:val="none"/>
+        </w:rPr>
+        <w:t>Diferencia 3: Cada eje tiene personalidad.</w:t>
+      </w:r>
+      <w:r>
+        <w:rPr>
+          <w:b w:val="0"/>
+          <w:i w:val="0"/>
+          <w:u w:val="none"/>
+        </w:rPr>
+        <w:t xml:space="preserve"> En un gráfico matemático escolar, todos los ejes son iguales: todos son líneas de números infinitos. En WQuestions, cada eje es de una "especie" totalmente distinta: uno guarda humanos (</w:t>
       </w:r>
       <w:r>
         <w:rPr>
@@ -643,7 +630,7 @@
           <w:sz w:val="20"/>
           <w:u w:val="none"/>
         </w:rPr>
-        <w:t>herramienta_invocada</w:t>
+        <w:t>Q</w:t>
       </w:r>
       <w:r>
         <w:rPr>
@@ -651,7 +638,7 @@
           <w:i w:val="0"/>
           <w:u w:val="none"/>
         </w:rPr>
-        <w:t xml:space="preserve">; una receta tiene muchos </w:t>
+        <w:t>), otro fechas (</w:t>
       </w:r>
       <w:r>
         <w:rPr>
@@ -661,7 +648,7 @@
           <w:sz w:val="20"/>
           <w:u w:val="none"/>
         </w:rPr>
-        <w:t>ingrediente</w:t>
+        <w:t>T</w:t>
       </w:r>
       <w:r>
         <w:rPr>
@@ -669,25 +656,17 @@
           <w:i w:val="0"/>
           <w:u w:val="none"/>
         </w:rPr>
-        <w:t>.</w:t>
-      </w:r>
-    </w:p>
-    <w:p>
-      <w:r>
-        <w:rPr>
-          <w:b w:val="0"/>
-          <w:i w:val="0"/>
-          <w:u w:val="none"/>
-        </w:rPr>
-        <w:t xml:space="preserve">Esta multivalualidad es lo que llamamos "no funcional" en el capítulo 6. Geométricamente significa que un punto de la nube puede tener </w:t>
+        <w:t>), otro magnitudes numéricas (</w:t>
       </w:r>
       <w:r>
         <w:rPr>
-          <w:b/>
+          <w:rFonts w:ascii="Courier New" w:hAnsi="Courier New"/>
+          <w:b w:val="0"/>
           <w:i w:val="0"/>
+          <w:sz w:val="20"/>
           <w:u w:val="none"/>
         </w:rPr>
-        <w:t>varias coordenadas en el mismo eje</w:t>
+        <w:t>N</w:t>
       </w:r>
       <w:r>
         <w:rPr>
@@ -695,17 +674,17 @@
           <w:i w:val="0"/>
           <w:u w:val="none"/>
         </w:rPr>
-        <w:t>, lo cual rompe la analogía con espacios cartesianos puros pero es exactamente lo que hace falta para describir el mundo.</w:t>
+        <w:t>) y otro conceptos teóricos (</w:t>
       </w:r>
-    </w:p>
-    <w:p>
       <w:r>
         <w:rPr>
-          <w:b/>
+          <w:rFonts w:ascii="Courier New" w:hAnsi="Courier New"/>
+          <w:b w:val="0"/>
           <w:i w:val="0"/>
+          <w:sz w:val="20"/>
           <w:u w:val="none"/>
         </w:rPr>
-        <w:t>Diferencia 3: cada eje es de un tipo distinto.</w:t>
+        <w:t>K</w:t>
       </w:r>
       <w:r>
         <w:rPr>
@@ -713,24 +692,7 @@
           <w:i w:val="0"/>
           <w:u w:val="none"/>
         </w:rPr>
-        <w:t xml:space="preserve"> Las dimensiones de </w:t>
-      </w:r>
-      <w:r>
-        <w:rPr>
-          <w:rFonts w:ascii="Cambria Math" w:hAnsi="Cambria Math"/>
-          <w:b w:val="0"/>
-          <w:i w:val="0"/>
-          <w:u w:val="none"/>
-        </w:rPr>
-        <w:t>ℝ</w:t>
-      </w:r>
-      <w:r>
-        <w:rPr>
-          <w:b w:val="0"/>
-          <w:i w:val="0"/>
-          <w:u w:val="none"/>
-        </w:rPr>
-        <w:t xml:space="preserve">ⁿ son intercambiables — todas son números reales. Las dimensiones de WQuestions no: una contiene agentes (Q), otra fechas (T), otra magnitudes (N), otra conceptos abstractos (K). No es legal sumar un valor de Q con uno de T. El espacio es </w:t>
+        <w:t xml:space="preserve">). Esto significa que el espacio es </w:t>
       </w:r>
       <w:r>
         <w:rPr>
@@ -746,7 +708,43 @@
           <w:i w:val="0"/>
           <w:u w:val="none"/>
         </w:rPr>
-        <w:t>, lo cual lo hace más restrictivo pero también más informativo: cada coordenada lleva implícita la naturaleza de lo que representa.</w:t>
+        <w:t xml:space="preserve"> (protegido). El sistema sabe que es un absurdo lógico intentar sumar a una persona (</w:t>
+      </w:r>
+      <w:r>
+        <w:rPr>
+          <w:rFonts w:ascii="Courier New" w:hAnsi="Courier New"/>
+          <w:b w:val="0"/>
+          <w:i w:val="0"/>
+          <w:sz w:val="20"/>
+          <w:u w:val="none"/>
+        </w:rPr>
+        <w:t>Q</w:t>
+      </w:r>
+      <w:r>
+        <w:rPr>
+          <w:b w:val="0"/>
+          <w:i w:val="0"/>
+          <w:u w:val="none"/>
+        </w:rPr>
+        <w:t>) con una fecha (</w:t>
+      </w:r>
+      <w:r>
+        <w:rPr>
+          <w:rFonts w:ascii="Courier New" w:hAnsi="Courier New"/>
+          <w:b w:val="0"/>
+          <w:i w:val="0"/>
+          <w:sz w:val="20"/>
+          <w:u w:val="none"/>
+        </w:rPr>
+        <w:t>T</w:t>
+      </w:r>
+      <w:r>
+        <w:rPr>
+          <w:b w:val="0"/>
+          <w:i w:val="0"/>
+          <w:u w:val="none"/>
+        </w:rPr>
+        <w:t>), por lo que protege a la base de datos de cometer errores ridículos al cruzar información.</w:t>
       </w:r>
     </w:p>
     <w:p>
@@ -754,7 +752,7 @@
         <w:pStyle w:val="Heading2"/>
       </w:pPr>
       <w:r>
-        <w:t>La hoja de cálculo dispersa</w:t>
+        <w:t>La hoja de cálculo dispersa en acción</w:t>
       </w:r>
     </w:p>
     <w:p>
@@ -764,23 +762,7 @@
           <w:i w:val="0"/>
           <w:u w:val="none"/>
         </w:rPr>
-        <w:t xml:space="preserve">La forma más concreta de visualizar el espacio es como una </w:t>
-      </w:r>
-      <w:r>
-        <w:rPr>
-          <w:b/>
-          <w:i w:val="0"/>
-          <w:u w:val="none"/>
-        </w:rPr>
-        <w:t>hoja de cálculo dispersa</w:t>
-      </w:r>
-      <w:r>
-        <w:rPr>
-          <w:b w:val="0"/>
-          <w:i w:val="0"/>
-          <w:u w:val="none"/>
-        </w:rPr>
-        <w:t>: ocho columnas (los ejes), miles o millones de filas (los hechos), y la mayoría de las celdas vacías.</w:t>
+        <w:t>Para que no quede ninguna duda de cómo se ve esto en la vida real, imaginemos nuestra "hoja de cálculo gigante" con cuatro hechos sacados de nuestras cuatro industrias de ejemplo.</w:t>
       </w:r>
     </w:p>
     <w:p>
@@ -790,7 +772,7 @@
           <w:i w:val="0"/>
           <w:u w:val="none"/>
         </w:rPr>
-        <w:t>Cuatro hechos en formato tabular, mezclando dominios:</w:t>
+        <w:t>Míralo en formato de tabla:</w:t>
       </w:r>
     </w:p>
     <w:tbl>
@@ -822,7 +804,7 @@
                 <w:i w:val="0"/>
                 <w:u w:val="none"/>
               </w:rPr>
-              <w:t>Hecho</w:t>
+              <w:t>El Hecho que ocurrió</w:t>
             </w:r>
           </w:p>
         </w:tc>
@@ -838,7 +820,7 @@
                 <w:i w:val="0"/>
                 <w:u w:val="none"/>
               </w:rPr>
-              <w:t>Q</w:t>
+              <w:t>Quién (Q)</w:t>
             </w:r>
           </w:p>
         </w:tc>
@@ -854,7 +836,7 @@
                 <w:i w:val="0"/>
                 <w:u w:val="none"/>
               </w:rPr>
-              <w:t>O</w:t>
+              <w:t>Qué (O)</w:t>
             </w:r>
           </w:p>
         </w:tc>
@@ -870,7 +852,7 @@
                 <w:i w:val="0"/>
                 <w:u w:val="none"/>
               </w:rPr>
-              <w:t>L</w:t>
+              <w:t>Dónde (L)</w:t>
             </w:r>
           </w:p>
         </w:tc>
@@ -886,7 +868,7 @@
                 <w:i w:val="0"/>
                 <w:u w:val="none"/>
               </w:rPr>
-              <w:t>T</w:t>
+              <w:t>Cuándo (T)</w:t>
             </w:r>
           </w:p>
         </w:tc>
@@ -902,7 +884,7 @@
                 <w:i w:val="0"/>
                 <w:u w:val="none"/>
               </w:rPr>
-              <w:t>N</w:t>
+              <w:t>Cuánto (N)</w:t>
             </w:r>
           </w:p>
         </w:tc>
@@ -918,7 +900,7 @@
                 <w:i w:val="0"/>
                 <w:u w:val="none"/>
               </w:rPr>
-              <w:t>P/M</w:t>
+              <w:t>El Cable (P/M)</w:t>
             </w:r>
           </w:p>
         </w:tc>
@@ -934,7 +916,7 @@
                 <w:i w:val="0"/>
                 <w:u w:val="none"/>
               </w:rPr>
-              <w:t>K</w:t>
+              <w:t>Clase (K)</w:t>
             </w:r>
           </w:p>
         </w:tc>
@@ -948,7 +930,7 @@
             <w:r/>
             <w:r>
               <w:rPr>
-                <w:b w:val="0"/>
+                <w:b/>
                 <w:i w:val="0"/>
                 <w:u w:val="none"/>
               </w:rPr>
@@ -1078,7 +1060,7 @@
             <w:r/>
             <w:r>
               <w:rPr>
-                <w:b w:val="0"/>
+                <w:b/>
                 <w:i w:val="0"/>
                 <w:u w:val="none"/>
               </w:rPr>
@@ -1208,11 +1190,11 @@
             <w:r/>
             <w:r>
               <w:rPr>
-                <w:b w:val="0"/>
+                <w:b/>
                 <w:i w:val="0"/>
                 <w:u w:val="none"/>
               </w:rPr>
-              <w:t>Llamada API</w:t>
+              <w:t>Llamada a una IA</w:t>
             </w:r>
           </w:p>
         </w:tc>
@@ -1338,7 +1320,7 @@
             <w:r/>
             <w:r>
               <w:rPr>
-                <w:b w:val="0"/>
+                <w:b/>
                 <w:i w:val="0"/>
                 <w:u w:val="none"/>
               </w:rPr>
@@ -1468,7 +1450,53 @@
           <w:i w:val="0"/>
           <w:u w:val="none"/>
         </w:rPr>
-        <w:t xml:space="preserve">Las cuatro filas viven en el mismo espacio. La columna L está vacía en una fila (la llamada API es virtual, no tiene lugar físico claro). La columna Q está vacía en otra (la llamada API no tiene un agente humano explícito; o más bien, ese rol se modela aparte). Pero la </w:t>
+        <w:t>Las cuatro filas, a pesar de ser de mundos que no tienen nada que ver entre sí, conviven pacíficamente en la misma hoja. La llamada a la Inteligencia Artificial tiene vacía la columna del Lugar (</w:t>
+      </w:r>
+      <w:r>
+        <w:rPr>
+          <w:rFonts w:ascii="Courier New" w:hAnsi="Courier New"/>
+          <w:b w:val="0"/>
+          <w:i w:val="0"/>
+          <w:sz w:val="20"/>
+          <w:u w:val="none"/>
+        </w:rPr>
+        <w:t>L</w:t>
+      </w:r>
+      <w:r>
+        <w:rPr>
+          <w:b w:val="0"/>
+          <w:i w:val="0"/>
+          <w:u w:val="none"/>
+        </w:rPr>
+        <w:t>) porque ocurre en la nube; también tiene vacía la columna del Quién (</w:t>
+      </w:r>
+      <w:r>
+        <w:rPr>
+          <w:rFonts w:ascii="Courier New" w:hAnsi="Courier New"/>
+          <w:b w:val="0"/>
+          <w:i w:val="0"/>
+          <w:sz w:val="20"/>
+          <w:u w:val="none"/>
+        </w:rPr>
+        <w:t>Q</w:t>
+      </w:r>
+      <w:r>
+        <w:rPr>
+          <w:b w:val="0"/>
+          <w:i w:val="0"/>
+          <w:u w:val="none"/>
+        </w:rPr>
+        <w:t xml:space="preserve">) porque la hizo un proceso automatizado. </w:t>
+      </w:r>
+    </w:p>
+    <w:p>
+      <w:r>
+        <w:rPr>
+          <w:b w:val="0"/>
+          <w:i w:val="0"/>
+          <w:u w:val="none"/>
+        </w:rPr>
+        <w:t xml:space="preserve">Pero fíjate en lo importante: </w:t>
       </w:r>
       <w:r>
         <w:rPr>
@@ -1476,7 +1504,7 @@
           <w:i w:val="0"/>
           <w:u w:val="none"/>
         </w:rPr>
-        <w:t>estructura es uniforme</w:t>
+        <w:t>la estructura es exactamente la misma para todos</w:t>
       </w:r>
       <w:r>
         <w:rPr>
@@ -1484,7 +1512,7 @@
           <w:i w:val="0"/>
           <w:u w:val="none"/>
         </w:rPr>
-        <w:t>: cualquier consumidor — humano o LLM — puede leer la tabla y entender qué dice cada fila sin saber de qué dominio viene.</w:t>
+        <w:t>. Cualquier analista de datos, e incluso cualquier modelo de IA, puede leer esta tabla y entender inmediatamente qué dice cada fila sin necesidad de ser un experto en fútbol o en leyes.</w:t>
       </w:r>
     </w:p>
     <w:p>
@@ -1545,7 +1573,7 @@
           <w:i w:val="0"/>
           <w:u w:val="none"/>
         </w:rPr>
-        <w:t xml:space="preserve">Esa uniformidad es lo que permite que las consultas crucen dominios sin esfuerzo. Una consulta como </w:t>
+        <w:t xml:space="preserve">Esta uniformidad milagrosa es lo que hace que buscar datos sea un paseo en el parque. Si el gerente de la empresa pide ver </w:t>
       </w:r>
       <w:r>
         <w:rPr>
@@ -1553,7 +1581,7 @@
           <w:i/>
           <w:u w:val="none"/>
         </w:rPr>
-        <w:t>"todos los eventos del 14 de mayo de 2026"</w:t>
+        <w:t>"absolutamente todos los eventos que pasaron el 14 de mayo de 2026"</w:t>
       </w:r>
       <w:r>
         <w:rPr>
@@ -1561,7 +1589,25 @@
           <w:i w:val="0"/>
           <w:u w:val="none"/>
         </w:rPr>
-        <w:t xml:space="preserve"> simplemente filtra la columna T y devuelve las cuatro filas. Sin importar que tres sean de dominios distintos. Sin necesidad de un mapeo ad-hoc entre tablas heterogéneas.</w:t>
+        <w:t xml:space="preserve">, el código solo tiene que filtrar la columna </w:t>
+      </w:r>
+      <w:r>
+        <w:rPr>
+          <w:rFonts w:ascii="Courier New" w:hAnsi="Courier New"/>
+          <w:b w:val="0"/>
+          <w:i w:val="0"/>
+          <w:sz w:val="20"/>
+          <w:u w:val="none"/>
+        </w:rPr>
+        <w:t>T</w:t>
+      </w:r>
+      <w:r>
+        <w:rPr>
+          <w:b w:val="0"/>
+          <w:i w:val="0"/>
+          <w:u w:val="none"/>
+        </w:rPr>
+        <w:t xml:space="preserve"> por esa fecha. El sistema le devolverá instantáneamente la receta, la llamada a la IA y el decreto firmado. No hace falta programar conectores complejos entre el servidor de cocina, el de informática y el legal. Todo está en la misma matriz.</w:t>
       </w:r>
     </w:p>
     <w:p>
@@ -1569,7 +1615,7 @@
         <w:pStyle w:val="Heading2"/>
       </w:pPr>
       <w:r>
-        <w:t>Consultas como restricciones geométricas</w:t>
+        <w:t>Consultar es jugar a "Hundir la flota"</w:t>
       </w:r>
     </w:p>
     <w:p>
@@ -1579,7 +1625,7 @@
           <w:i w:val="0"/>
           <w:u w:val="none"/>
         </w:rPr>
-        <w:t xml:space="preserve">Si los hechos son puntos en un espacio, las consultas son </w:t>
+        <w:t xml:space="preserve">Si entendemos que todos los hechos son puntitos flotando en este gran espacio de ocho ejes, entonces hacer una búsqueda en la base de datos no es más que </w:t>
       </w:r>
       <w:r>
         <w:rPr>
@@ -1587,7 +1633,7 @@
           <w:i w:val="0"/>
           <w:u w:val="none"/>
         </w:rPr>
-        <w:t>subconjuntos</w:t>
+        <w:t>poner restricciones geométricas sobre las coordenadas</w:t>
       </w:r>
       <w:r>
         <w:rPr>
@@ -1595,33 +1641,39 @@
           <w:i w:val="0"/>
           <w:u w:val="none"/>
         </w:rPr>
-        <w:t xml:space="preserve"> de ese espacio definidos por restricciones sobre las coordenadas. La formulación general:</w:t>
-      </w:r>
-    </w:p>
-    <w:p>
-      <w:pPr>
-        <w:ind w:left="432"/>
-      </w:pPr>
-      <w:r>
-        <w:rPr>
-          <w:rFonts w:ascii="Courier New" w:hAnsi="Courier New"/>
-          <w:sz w:val="18"/>
-        </w:rPr>
-        <w:t xml:space="preserve">consulta = { hecho </w:t>
+        <w:t>, casi como si jugaras al clásico juego de mesa de los barquitos (</w:t>
       </w:r>
       <w:r>
         <w:rPr>
-          <w:rFonts w:ascii="Cambria Math" w:hAnsi="Cambria Math"/>
-          <w:sz w:val="18"/>
+          <w:b w:val="0"/>
+          <w:i/>
+          <w:u w:val="none"/>
         </w:rPr>
-        <w:t>∈</w:t>
+        <w:t>Hundir la flota</w:t>
       </w:r>
       <w:r>
         <w:rPr>
-          <w:rFonts w:ascii="Courier New" w:hAnsi="Courier New"/>
-          <w:sz w:val="18"/>
+          <w:b w:val="0"/>
+          <w:i w:val="0"/>
+          <w:u w:val="none"/>
         </w:rPr>
-        <w:t xml:space="preserve"> E_W : hecho.eje_i = valor_i,  para cada eje fijado }</w:t>
+        <w:t xml:space="preserve"> o </w:t>
+      </w:r>
+      <w:r>
+        <w:rPr>
+          <w:b w:val="0"/>
+          <w:i/>
+          <w:u w:val="none"/>
+        </w:rPr>
+        <w:t>Batalla Naval</w:t>
+      </w:r>
+      <w:r>
+        <w:rPr>
+          <w:b w:val="0"/>
+          <w:i w:val="0"/>
+          <w:u w:val="none"/>
+        </w:rPr>
+        <w:t>).</w:t>
       </w:r>
     </w:p>
     <w:p>
@@ -1631,18 +1683,13 @@
           <w:i w:val="0"/>
           <w:u w:val="none"/>
         </w:rPr>
-        <w:t>Tres tipos de consulta canónicos:</w:t>
+        <w:t>En la práctica, las empresas hacen tres tipos básicos de "cortes" o búsquedas en este espacio:</w:t>
       </w:r>
     </w:p>
     <w:p>
-      <w:r>
-        <w:rPr>
-          <w:b/>
-          <w:i w:val="0"/>
-          <w:u w:val="none"/>
-        </w:rPr>
-        <w:t>1. Punto fijo en un eje, libre en otros.</w:t>
-      </w:r>
+      <w:pPr>
+        <w:pStyle w:val="ListNumber"/>
+      </w:pPr>
       <w:r>
         <w:rPr>
           <w:b w:val="0"/>
@@ -1653,11 +1700,11 @@
       </w:r>
       <w:r>
         <w:rPr>
-          <w:b w:val="0"/>
-          <w:i/>
+          <w:b/>
+          <w:i w:val="0"/>
           <w:u w:val="none"/>
         </w:rPr>
-        <w:t>"Todos los hechos donde Messi es protagonista."</w:t>
+        <w:t>Fijar un punto y dejar el resto libre:</w:t>
       </w:r>
       <w:r>
         <w:rPr>
@@ -1665,18 +1712,67 @@
           <w:i w:val="0"/>
           <w:u w:val="none"/>
         </w:rPr>
-        <w:t xml:space="preserve"> Se fija Q = messi (en la posición de sujeto o de objeto, según el rol). Los demás ejes quedan libres.</w:t>
+        <w:t xml:space="preserve"> </w:t>
       </w:r>
     </w:p>
     <w:p>
       <w:r>
         <w:rPr>
-          <w:b/>
+          <w:b w:val="0"/>
           <w:i w:val="0"/>
           <w:u w:val="none"/>
         </w:rPr>
-        <w:t>2. Intervalo en un eje numérico o temporal.</w:t>
+        <w:t xml:space="preserve">    </w:t>
       </w:r>
+      <w:r>
+        <w:rPr>
+          <w:b w:val="0"/>
+          <w:i/>
+          <w:u w:val="none"/>
+        </w:rPr>
+        <w:t>"Muéstrame todo lo que involucre a Messi"</w:t>
+      </w:r>
+      <w:r>
+        <w:rPr>
+          <w:b w:val="0"/>
+          <w:i w:val="0"/>
+          <w:u w:val="none"/>
+        </w:rPr>
+        <w:t xml:space="preserve">. </w:t>
+      </w:r>
+    </w:p>
+    <w:p>
+      <w:r>
+        <w:rPr>
+          <w:b w:val="0"/>
+          <w:i w:val="0"/>
+          <w:u w:val="none"/>
+        </w:rPr>
+        <w:t xml:space="preserve">    El sistema clava una estaca en la caja </w:t>
+      </w:r>
+      <w:r>
+        <w:rPr>
+          <w:rFonts w:ascii="Courier New" w:hAnsi="Courier New"/>
+          <w:b w:val="0"/>
+          <w:i w:val="0"/>
+          <w:sz w:val="20"/>
+          <w:u w:val="none"/>
+        </w:rPr>
+        <w:t>Q = messi</w:t>
+      </w:r>
+      <w:r>
+        <w:rPr>
+          <w:b w:val="0"/>
+          <w:i w:val="0"/>
+          <w:u w:val="none"/>
+        </w:rPr>
+        <w:t xml:space="preserve"> y extrae todos los hechos conectados a él, sin importar en qué año, estadio o país ocurrieron.</w:t>
+      </w:r>
+    </w:p>
+    <w:p>
+      <w:pPr>
+        <w:pStyle w:val="ListNumber"/>
+      </w:pPr>
       <w:r>
         <w:rPr>
           <w:b w:val="0"/>
@@ -1687,11 +1783,11 @@
       </w:r>
       <w:r>
         <w:rPr>
-          <w:b w:val="0"/>
-          <w:i/>
+          <w:b/>
+          <w:i w:val="0"/>
           <w:u w:val="none"/>
         </w:rPr>
-        <w:t>"Todos los hechos entre el 1 de mayo y el 31 de mayo."</w:t>
+        <w:t>Acotar un intervalo de tiempo o cantidad:</w:t>
       </w:r>
       <w:r>
         <w:rPr>
@@ -1699,18 +1795,67 @@
           <w:i w:val="0"/>
           <w:u w:val="none"/>
         </w:rPr>
-        <w:t xml:space="preserve"> Se restringe T a un intervalo. Los demás ejes quedan libres.</w:t>
+        <w:t xml:space="preserve"> </w:t>
       </w:r>
     </w:p>
     <w:p>
       <w:r>
         <w:rPr>
-          <w:b/>
+          <w:b w:val="0"/>
           <w:i w:val="0"/>
           <w:u w:val="none"/>
         </w:rPr>
-        <w:t>3. Conjunción de restricciones en múltiples ejes.</w:t>
+        <w:t xml:space="preserve">    </w:t>
       </w:r>
+      <w:r>
+        <w:rPr>
+          <w:b w:val="0"/>
+          <w:i/>
+          <w:u w:val="none"/>
+        </w:rPr>
+        <w:t>"Dame todos los eventos ocurridos entre el 1 y el 31 de mayo"</w:t>
+      </w:r>
+      <w:r>
+        <w:rPr>
+          <w:b w:val="0"/>
+          <w:i w:val="0"/>
+          <w:u w:val="none"/>
+        </w:rPr>
+        <w:t xml:space="preserve">. </w:t>
+      </w:r>
+    </w:p>
+    <w:p>
+      <w:r>
+        <w:rPr>
+          <w:b w:val="0"/>
+          <w:i w:val="0"/>
+          <w:u w:val="none"/>
+        </w:rPr>
+        <w:t xml:space="preserve">    El sistema pone una regla de medición sobre el eje </w:t>
+      </w:r>
+      <w:r>
+        <w:rPr>
+          <w:rFonts w:ascii="Courier New" w:hAnsi="Courier New"/>
+          <w:b w:val="0"/>
+          <w:i w:val="0"/>
+          <w:sz w:val="20"/>
+          <w:u w:val="none"/>
+        </w:rPr>
+        <w:t>T</w:t>
+      </w:r>
+      <w:r>
+        <w:rPr>
+          <w:b w:val="0"/>
+          <w:i w:val="0"/>
+          <w:u w:val="none"/>
+        </w:rPr>
+        <w:t xml:space="preserve"> y corta todo lo que esté fuera de esas fechas, dejando libres a las personas y a los lugares involucrados.</w:t>
+      </w:r>
+    </w:p>
+    <w:p>
+      <w:pPr>
+        <w:pStyle w:val="ListNumber"/>
+      </w:pPr>
       <w:r>
         <w:rPr>
           <w:b w:val="0"/>
@@ -1721,11 +1866,11 @@
       </w:r>
       <w:r>
         <w:rPr>
-          <w:b w:val="0"/>
-          <w:i/>
+          <w:b/>
+          <w:i w:val="0"/>
           <w:u w:val="none"/>
         </w:rPr>
-        <w:t>"Todos los goles de Messi en partidos de Argentina en 2026."</w:t>
+        <w:t>Hacer cortes cruzados (la intersección):</w:t>
       </w:r>
       <w:r>
         <w:rPr>
@@ -1733,7 +1878,7 @@
           <w:i w:val="0"/>
           <w:u w:val="none"/>
         </w:rPr>
-        <w:t xml:space="preserve"> Se restringen Q (messi como agente), K (instancia_de = gol), y T (2026). El espacio resultante es la intersección de las tres restricciones.</w:t>
+        <w:t xml:space="preserve"> </w:t>
       </w:r>
     </w:p>
     <w:p>
@@ -1743,15 +1888,15 @@
           <w:i w:val="0"/>
           <w:u w:val="none"/>
         </w:rPr>
-        <w:t xml:space="preserve">Geométricamente esto es </w:t>
+        <w:t xml:space="preserve">    </w:t>
       </w:r>
       <w:r>
         <w:rPr>
-          <w:b/>
-          <w:i w:val="0"/>
+          <w:b w:val="0"/>
+          <w:i/>
           <w:u w:val="none"/>
         </w:rPr>
-        <w:t>slicing</w:t>
+        <w:t>"Encuentra todos los goles de Messi jugando en Argentina en el año 2026"</w:t>
       </w:r>
       <w:r>
         <w:rPr>
@@ -1759,15 +1904,7 @@
           <w:i w:val="0"/>
           <w:u w:val="none"/>
         </w:rPr>
-        <w:t>: cada restricción "corta" el espacio en un sub-espacio de menor dimensión, y la consulta es la intersección de los cortes. La misma operación, en cualquier dominio. Que es exactamente la promesa del modelo: una sola sintaxis de consulta para todos los hechos del mundo.</w:t>
-      </w:r>
-    </w:p>
-    <w:p>
-      <w:pPr>
-        <w:pStyle w:val="Heading2"/>
-      </w:pPr>
-      <w:r>
-        <w:t>Comparación con tres espacios multidimensionales conocidos</w:t>
+        <w:t xml:space="preserve">. </w:t>
       </w:r>
     </w:p>
     <w:p>
@@ -1777,7 +1914,89 @@
           <w:i w:val="0"/>
           <w:u w:val="none"/>
         </w:rPr>
-        <w:t>Para entender bien qué es WQuestions, conviene contrastarlo con tres espacios multidimensionales que el lector probablemente conoce.</w:t>
+        <w:t xml:space="preserve">    El sistema corta por la coordenada </w:t>
+      </w:r>
+      <w:r>
+        <w:rPr>
+          <w:rFonts w:ascii="Courier New" w:hAnsi="Courier New"/>
+          <w:b w:val="0"/>
+          <w:i w:val="0"/>
+          <w:sz w:val="20"/>
+          <w:u w:val="none"/>
+        </w:rPr>
+        <w:t>Q = messi</w:t>
+      </w:r>
+      <w:r>
+        <w:rPr>
+          <w:b w:val="0"/>
+          <w:i w:val="0"/>
+          <w:u w:val="none"/>
+        </w:rPr>
+        <w:t xml:space="preserve">, luego corta por </w:t>
+      </w:r>
+      <w:r>
+        <w:rPr>
+          <w:rFonts w:ascii="Courier New" w:hAnsi="Courier New"/>
+          <w:b w:val="0"/>
+          <w:i w:val="0"/>
+          <w:sz w:val="20"/>
+          <w:u w:val="none"/>
+        </w:rPr>
+        <w:t>K = gol</w:t>
+      </w:r>
+      <w:r>
+        <w:rPr>
+          <w:b w:val="0"/>
+          <w:i w:val="0"/>
+          <w:u w:val="none"/>
+        </w:rPr>
+        <w:t xml:space="preserve">, y finalmente por </w:t>
+      </w:r>
+      <w:r>
+        <w:rPr>
+          <w:rFonts w:ascii="Courier New" w:hAnsi="Courier New"/>
+          <w:b w:val="0"/>
+          <w:i w:val="0"/>
+          <w:sz w:val="20"/>
+          <w:u w:val="none"/>
+        </w:rPr>
+        <w:t>T = 2026</w:t>
+      </w:r>
+      <w:r>
+        <w:rPr>
+          <w:b w:val="0"/>
+          <w:i w:val="0"/>
+          <w:u w:val="none"/>
+        </w:rPr>
+        <w:t>. El resultado que el usuario ve en pantalla es el pequeño cuadrito donde esos tres cortes geométricos se cruzan.</w:t>
+      </w:r>
+    </w:p>
+    <w:p>
+      <w:r>
+        <w:rPr>
+          <w:b w:val="0"/>
+          <w:i w:val="0"/>
+          <w:u w:val="none"/>
+        </w:rPr>
+        <w:t>La belleza técnica de esto radica en que el motor de la base de datos siempre ejecuta exactamente la misma operación de "corte geométrico", sin importarle si está buscando goles, diagnósticos médicos o fraudes financieros. Esta es la promesa cumplida del modelo WQuestions: un único lenguaje universal para hacerle preguntas al universo entero.</w:t>
+      </w:r>
+    </w:p>
+    <w:p>
+      <w:pPr>
+        <w:pStyle w:val="Heading2"/>
+      </w:pPr>
+      <w:r>
+        <w:t>Para los técnicos: Cómo se compara con otros sistemas modernos</w:t>
+      </w:r>
+    </w:p>
+    <w:p>
+      <w:r>
+        <w:rPr>
+          <w:b w:val="0"/>
+          <w:i w:val="0"/>
+          <w:u w:val="none"/>
+        </w:rPr>
+        <w:t>Si eres un profesional del sector, es útil contrastar rápidamente nuestro espacio WQuestions con tres tecnologías multidimensionales famosas para entender sus límites:</w:t>
       </w:r>
     </w:p>
     <w:p>
@@ -1787,7 +2006,7 @@
           <w:i w:val="0"/>
           <w:u w:val="none"/>
         </w:rPr>
-        <w:t>Cubos OLAP de inteligencia de negocios.</w:t>
+        <w:t>1. Cubos OLAP (Business Intelligence):</w:t>
       </w:r>
       <w:r>
         <w:rPr>
@@ -1795,7 +2014,23 @@
           <w:i w:val="0"/>
           <w:u w:val="none"/>
         </w:rPr>
-        <w:t xml:space="preserve"> Un cubo OLAP tiene dimensiones (tiempo, geografía, producto, cliente) y métricas (ventas, costos, márgenes) que se agregan por las dimensiones. Estructura familiar: las filas viven en celdas indexadas por la combinación de dimensiones. Diferencia con WQuestions: el cubo OLAP es </w:t>
+        <w:t xml:space="preserve"> Los analistas financieros usan "cubos" que tienen dimensiones (tiempo, país, tienda) para sumar ventas o gastos. </w:t>
+      </w:r>
+      <w:r>
+        <w:rPr>
+          <w:b w:val="0"/>
+          <w:i/>
+          <w:u w:val="none"/>
+        </w:rPr>
+        <w:t>La diferencia:</w:t>
+      </w:r>
+      <w:r>
+        <w:rPr>
+          <w:b w:val="0"/>
+          <w:i w:val="0"/>
+          <w:u w:val="none"/>
+        </w:rPr>
+        <w:t xml:space="preserve"> un cubo OLAP está cerrado en su propio mundo (un cubo para ventas, otro cubo para recursos humanos). WQuestions es </w:t>
       </w:r>
       <w:r>
         <w:rPr>
@@ -1803,7 +2038,7 @@
           <w:i w:val="0"/>
           <w:u w:val="none"/>
         </w:rPr>
-        <w:t>homogéneo por dominio</w:t>
+        <w:t>un único cubo maestro para toda la empresa</w:t>
       </w:r>
       <w:r>
         <w:rPr>
@@ -1811,15 +2046,17 @@
           <w:i w:val="0"/>
           <w:u w:val="none"/>
         </w:rPr>
-        <w:t xml:space="preserve"> — un cubo de ventas, un cubo de logística, un cubo de RRHH —, mientras que WQuestions es </w:t>
+        <w:t xml:space="preserve">, donde la "industria" es solo un filtro más dentro de la categoría </w:t>
       </w:r>
       <w:r>
         <w:rPr>
-          <w:b/>
+          <w:rFonts w:ascii="Courier New" w:hAnsi="Courier New"/>
+          <w:b w:val="0"/>
           <w:i w:val="0"/>
+          <w:sz w:val="20"/>
           <w:u w:val="none"/>
         </w:rPr>
-        <w:t>un único cubo para todos los dominios</w:t>
+        <w:t>K</w:t>
       </w:r>
       <w:r>
         <w:rPr>
@@ -1827,7 +2064,7 @@
           <w:i w:val="0"/>
           <w:u w:val="none"/>
         </w:rPr>
-        <w:t>, con dimensiones (ejes) abstractas en lugar de específicas. Es como pasar de muchos cubos pequeños a un cubo universal donde los dominios son distinciones secundarias.</w:t>
+        <w:t>. Pasamos de tener mil cubos pequeños a un solo universo integrado.</w:t>
       </w:r>
     </w:p>
     <w:p>
@@ -1837,7 +2074,7 @@
           <w:i w:val="0"/>
           <w:u w:val="none"/>
         </w:rPr>
-        <w:t>Espacios conceptuales de Gärdenfors [13].</w:t>
+        <w:t>2. Los Espacios Conceptuales (Gärdenfors):</w:t>
       </w:r>
       <w:r>
         <w:rPr>
@@ -1845,7 +2082,57 @@
           <w:i w:val="0"/>
           <w:u w:val="none"/>
         </w:rPr>
-        <w:t xml:space="preserve"> Gärdenfors propuso que los conceptos viven en espacios geométricos donde las dimensiones son cualidades continuas (matiz, saturación y luminosidad para el espacio de colores; pitch, timbre, intensidad para el espacio musical). Los conceptos son </w:t>
+        <w:t xml:space="preserve"> El investigador Peter Gärdenfors </w:t>
+      </w:r>
+      <w:r>
+        <w:rPr>
+          <w:rFonts w:ascii="Courier New" w:hAnsi="Courier New"/>
+          <w:b w:val="0"/>
+          <w:i w:val="0"/>
+          <w:sz w:val="20"/>
+          <w:u w:val="none"/>
+        </w:rPr>
+        <w:t>[13]</w:t>
+      </w:r>
+      <w:r>
+        <w:rPr>
+          <w:b w:val="0"/>
+          <w:i w:val="0"/>
+          <w:u w:val="none"/>
+        </w:rPr>
+        <w:t xml:space="preserve"> propuso que el cerebro humano entiende los conceptos agrupándolos en espacios geométricos continuos (como organizar colores por tono y brillo). </w:t>
+      </w:r>
+      <w:r>
+        <w:rPr>
+          <w:b w:val="0"/>
+          <w:i/>
+          <w:u w:val="none"/>
+        </w:rPr>
+        <w:t>La diferencia:</w:t>
+      </w:r>
+      <w:r>
+        <w:rPr>
+          <w:b w:val="0"/>
+          <w:i w:val="0"/>
+          <w:u w:val="none"/>
+        </w:rPr>
+        <w:t xml:space="preserve"> el modelo de Gärdenfors se usa para explicar cómo el cerebro </w:t>
+      </w:r>
+      <w:r>
+        <w:rPr>
+          <w:b w:val="0"/>
+          <w:i/>
+          <w:u w:val="none"/>
+        </w:rPr>
+        <w:t>aprende</w:t>
+      </w:r>
+      <w:r>
+        <w:rPr>
+          <w:b w:val="0"/>
+          <w:i w:val="0"/>
+          <w:u w:val="none"/>
+        </w:rPr>
+        <w:t xml:space="preserve"> un concepto general; WQuestions se usa para archivar </w:t>
       </w:r>
       <w:r>
         <w:rPr>
@@ -1853,7 +2140,7 @@
           <w:i w:val="0"/>
           <w:u w:val="none"/>
         </w:rPr>
-        <w:t>regiones convexas</w:t>
+        <w:t>los hechos reales y concretos</w:t>
       </w:r>
       <w:r>
         <w:rPr>
@@ -1861,39 +2148,7 @@
           <w:i w:val="0"/>
           <w:u w:val="none"/>
         </w:rPr>
-        <w:t xml:space="preserve"> en ese espacio. WQuestions hereda la metáfora de las dimensiones como ejes, pero las trata como </w:t>
-      </w:r>
-      <w:r>
-        <w:rPr>
-          <w:b/>
-          <w:i w:val="0"/>
-          <w:u w:val="none"/>
-        </w:rPr>
-        <w:t>discretas y simbólicas</w:t>
-      </w:r>
-      <w:r>
-        <w:rPr>
-          <w:b w:val="0"/>
-          <w:i w:val="0"/>
-          <w:u w:val="none"/>
-        </w:rPr>
-        <w:t xml:space="preserve"> en lugar de continuas y geométricas. Los conceptos no son regiones; son individuos (en K) con sus propias propiedades. Y el espacio no es para conceptos; es para </w:t>
-      </w:r>
-      <w:r>
-        <w:rPr>
-          <w:b/>
-          <w:i w:val="0"/>
-          <w:u w:val="none"/>
-        </w:rPr>
-        <w:t>hechos</w:t>
-      </w:r>
-      <w:r>
-        <w:rPr>
-          <w:b w:val="0"/>
-          <w:i w:val="0"/>
-          <w:u w:val="none"/>
-        </w:rPr>
-        <w:t xml:space="preserve"> que involucran conceptos. Las dos teorías se complementan en lugar de competir: Gärdenfors describe cómo se aprenden y se categorizan los conceptos; WQuestions describe cómo se organizan los hechos que los usan.</w:t>
+        <w:t xml:space="preserve"> que usan esos conceptos. Ambas teorías se dan la mano pacíficamente.</w:t>
       </w:r>
     </w:p>
     <w:p>
@@ -1903,7 +2158,7 @@
           <w:i w:val="0"/>
           <w:u w:val="none"/>
         </w:rPr>
-        <w:t>Espacios vectoriales de embeddings.</w:t>
+        <w:t>3. Vectores y Embeddings (La mente secreta de la IA):</w:t>
       </w:r>
       <w:r>
         <w:rPr>
@@ -1911,7 +2166,7 @@
           <w:i w:val="0"/>
           <w:u w:val="none"/>
         </w:rPr>
-        <w:t xml:space="preserve"> Cuando un modelo de lenguaje "entiende" una palabra, la representa internamente como un vector denso de cientos o miles de dimensiones. Esos vectores viven en un espacio donde la distancia coseno entre dos puntos mide similitud semántica: </w:t>
+        <w:t xml:space="preserve"> Cuando ChatGPT "lee" una palabra, la transforma en una lista gigante de números (un vector denso) para medir qué tan cerca está esa palabra de otras (por ejemplo, "rey" está matemáticamente cerca de "reina"). </w:t>
       </w:r>
       <w:r>
         <w:rPr>
@@ -1919,7 +2174,7 @@
           <w:i/>
           <w:u w:val="none"/>
         </w:rPr>
-        <w:t>"rey"</w:t>
+        <w:t>La diferencia:</w:t>
       </w:r>
       <w:r>
         <w:rPr>
@@ -1927,39 +2182,7 @@
           <w:i w:val="0"/>
           <w:u w:val="none"/>
         </w:rPr>
-        <w:t xml:space="preserve"> está cerca de </w:t>
-      </w:r>
-      <w:r>
-        <w:rPr>
-          <w:b w:val="0"/>
-          <w:i/>
-          <w:u w:val="none"/>
-        </w:rPr>
-        <w:t>"reina"</w:t>
-      </w:r>
-      <w:r>
-        <w:rPr>
-          <w:b w:val="0"/>
-          <w:i w:val="0"/>
-          <w:u w:val="none"/>
-        </w:rPr>
-        <w:t xml:space="preserve">, lejos de </w:t>
-      </w:r>
-      <w:r>
-        <w:rPr>
-          <w:b w:val="0"/>
-          <w:i/>
-          <w:u w:val="none"/>
-        </w:rPr>
-        <w:t>"banana"</w:t>
-      </w:r>
-      <w:r>
-        <w:rPr>
-          <w:b w:val="0"/>
-          <w:i w:val="0"/>
-          <w:u w:val="none"/>
-        </w:rPr>
-        <w:t xml:space="preserve">. La similitud con WQuestions termina en que ambos son multidimensionales y simbólicos. La diferencia es de naturaleza: el espacio de embeddings es </w:t>
+        <w:t xml:space="preserve"> el espacio de los embeddings es una caja negra; es </w:t>
       </w:r>
       <w:r>
         <w:rPr>
@@ -1975,7 +2198,7 @@
           <w:i w:val="0"/>
           <w:u w:val="none"/>
         </w:rPr>
-        <w:t xml:space="preserve"> (no sabemos qué significa cada dimensión, solo emerge del entrenamiento), mientras que el espacio WQuestions es </w:t>
+        <w:t xml:space="preserve">. Los humanos no podemos leer esos millones de números para saber por qué la IA conectó dos palabras. El espacio WQuestions, en cambio, es totalmente </w:t>
       </w:r>
       <w:r>
         <w:rPr>
@@ -1983,7 +2206,7 @@
           <w:i w:val="0"/>
           <w:u w:val="none"/>
         </w:rPr>
-        <w:t>transparente</w:t>
+        <w:t>transparente y auditable</w:t>
       </w:r>
       <w:r>
         <w:rPr>
@@ -1991,23 +2214,7 @@
           <w:i w:val="0"/>
           <w:u w:val="none"/>
         </w:rPr>
-        <w:t xml:space="preserve"> (cada eje tiene un significado predefinido). Un LLM puede usar los dos al mismo tiempo: razona internamente en el espacio de embeddings, pero almacena y consulta el conocimiento estructurado en el espacio WQuestions. </w:t>
-      </w:r>
-      <w:r>
-        <w:rPr>
-          <w:b/>
-          <w:i w:val="0"/>
-          <w:u w:val="none"/>
-        </w:rPr>
-        <w:t>Los dos no se reemplazan, se complementan</w:t>
-      </w:r>
-      <w:r>
-        <w:rPr>
-          <w:b w:val="0"/>
-          <w:i w:val="0"/>
-          <w:u w:val="none"/>
-        </w:rPr>
-        <w:t>, y es esa complementariedad la que hace prometedora la combinación de LLMs con grafos de conocimiento estructurados.</w:t>
+        <w:t>: cada columna tiene una etiqueta clara que podemos leer. La IA usa los embeddings para pensar rápido en secreto, pero usa WQuestions para guardar el resultado de forma segura y explicable para los humanos. ¡Ambos sistemas se necesitan mutuamente!</w:t>
       </w:r>
     </w:p>
     <w:p>
@@ -2066,7 +2273,7 @@
         <w:pStyle w:val="Heading2"/>
       </w:pPr>
       <w:r>
-        <w:t>Una propiedad cualitativa: la densidad emergente</w:t>
+        <w:t>Una ventaja inesperada: La "Densidad Emergente"</w:t>
       </w:r>
     </w:p>
     <w:p>
@@ -2076,7 +2283,7 @@
           <w:i w:val="0"/>
           <w:u w:val="none"/>
         </w:rPr>
-        <w:t xml:space="preserve">Hay una propiedad del espacio que no es matemática pero sí cualitativa, y vale la pena nombrarla. A medida que un sistema acumula hechos, ciertas </w:t>
+        <w:t xml:space="preserve">Hay algo casi mágico que ocurre en la vida real cuando una empresa implementa este sistema. No es una regla matemática, sino un fenómeno orgánico: a medida que el sistema empieza a chupar millones de datos todos los días, </w:t>
       </w:r>
       <w:r>
         <w:rPr>
@@ -2084,7 +2291,7 @@
           <w:i w:val="0"/>
           <w:u w:val="none"/>
         </w:rPr>
-        <w:t>regiones del espacio se vuelven densas</w:t>
+        <w:t>ciertas regiones del espacio geométrico se empiezan a llenar muchísimo más que otras</w:t>
       </w:r>
       <w:r>
         <w:rPr>
@@ -2092,7 +2299,7 @@
           <w:i w:val="0"/>
           <w:u w:val="none"/>
         </w:rPr>
-        <w:t xml:space="preserve"> — muchos hechos comparten valores en ciertos ejes — y otras quedan vacías. La densidad emergente refleja la estructura real del mundo modelado.</w:t>
+        <w:t>. Esto es lo que llamamos "densidad emergente".</w:t>
       </w:r>
     </w:p>
     <w:p>
@@ -2102,7 +2309,79 @@
           <w:i w:val="0"/>
           <w:u w:val="none"/>
         </w:rPr>
-        <w:t>Un sistema de gestión hospitalaria desarrolla densidad en las regiones donde aparecen pacientes (Q), consultas (O), fechas (T) y diagnósticos (K). Un sistema de inteligencia artificial conversacional desarrolla densidad en las regiones donde aparecen llamadas (O), modelos (K), tokens (N), latencias (N) y herramientas (O). Cada dominio "ocupa" una zona del espacio sin desplazar a los demás.</w:t>
+        <w:t>Si aplicamos el modelo en un hospital gigante, veremos que la zona del espacio donde se cruzan los pacientes (</w:t>
+      </w:r>
+      <w:r>
+        <w:rPr>
+          <w:rFonts w:ascii="Courier New" w:hAnsi="Courier New"/>
+          <w:b w:val="0"/>
+          <w:i w:val="0"/>
+          <w:sz w:val="20"/>
+          <w:u w:val="none"/>
+        </w:rPr>
+        <w:t>Q</w:t>
+      </w:r>
+      <w:r>
+        <w:rPr>
+          <w:b w:val="0"/>
+          <w:i w:val="0"/>
+          <w:u w:val="none"/>
+        </w:rPr>
+        <w:t>), las citas médicas (</w:t>
+      </w:r>
+      <w:r>
+        <w:rPr>
+          <w:rFonts w:ascii="Courier New" w:hAnsi="Courier New"/>
+          <w:b w:val="0"/>
+          <w:i w:val="0"/>
+          <w:sz w:val="20"/>
+          <w:u w:val="none"/>
+        </w:rPr>
+        <w:t>O</w:t>
+      </w:r>
+      <w:r>
+        <w:rPr>
+          <w:b w:val="0"/>
+          <w:i w:val="0"/>
+          <w:u w:val="none"/>
+        </w:rPr>
+        <w:t>), las fechas (</w:t>
+      </w:r>
+      <w:r>
+        <w:rPr>
+          <w:rFonts w:ascii="Courier New" w:hAnsi="Courier New"/>
+          <w:b w:val="0"/>
+          <w:i w:val="0"/>
+          <w:sz w:val="20"/>
+          <w:u w:val="none"/>
+        </w:rPr>
+        <w:t>T</w:t>
+      </w:r>
+      <w:r>
+        <w:rPr>
+          <w:b w:val="0"/>
+          <w:i w:val="0"/>
+          <w:u w:val="none"/>
+        </w:rPr>
+        <w:t>) y las enfermedades (</w:t>
+      </w:r>
+      <w:r>
+        <w:rPr>
+          <w:rFonts w:ascii="Courier New" w:hAnsi="Courier New"/>
+          <w:b w:val="0"/>
+          <w:i w:val="0"/>
+          <w:sz w:val="20"/>
+          <w:u w:val="none"/>
+        </w:rPr>
+        <w:t>K</w:t>
+      </w:r>
+      <w:r>
+        <w:rPr>
+          <w:b w:val="0"/>
+          <w:i w:val="0"/>
+          <w:u w:val="none"/>
+        </w:rPr>
+        <w:t xml:space="preserve">) se vuelve un nodo densísimo de información, brillando en el mapa. </w:t>
       </w:r>
     </w:p>
     <w:p>
@@ -2112,7 +2391,61 @@
           <w:i w:val="0"/>
           <w:u w:val="none"/>
         </w:rPr>
-        <w:t xml:space="preserve">Esta propiedad es la que hace posible la </w:t>
+        <w:t>La maravilla corporativa ocurre cuando a ese mismo hospital le instalas un sistema nuevo (por ejemplo, un chatbot de citas por WhatsApp). El nuevo chatbot empieza a registrar sus propios hechos: llamadas (</w:t>
+      </w:r>
+      <w:r>
+        <w:rPr>
+          <w:rFonts w:ascii="Courier New" w:hAnsi="Courier New"/>
+          <w:b w:val="0"/>
+          <w:i w:val="0"/>
+          <w:sz w:val="20"/>
+          <w:u w:val="none"/>
+        </w:rPr>
+        <w:t>O</w:t>
+      </w:r>
+      <w:r>
+        <w:rPr>
+          <w:b w:val="0"/>
+          <w:i w:val="0"/>
+          <w:u w:val="none"/>
+        </w:rPr>
+        <w:t>), latencias (</w:t>
+      </w:r>
+      <w:r>
+        <w:rPr>
+          <w:rFonts w:ascii="Courier New" w:hAnsi="Courier New"/>
+          <w:b w:val="0"/>
+          <w:i w:val="0"/>
+          <w:sz w:val="20"/>
+          <w:u w:val="none"/>
+        </w:rPr>
+        <w:t>N</w:t>
+      </w:r>
+      <w:r>
+        <w:rPr>
+          <w:b w:val="0"/>
+          <w:i w:val="0"/>
+          <w:u w:val="none"/>
+        </w:rPr>
+        <w:t>) y tipos de IA usados (</w:t>
+      </w:r>
+      <w:r>
+        <w:rPr>
+          <w:rFonts w:ascii="Courier New" w:hAnsi="Courier New"/>
+          <w:b w:val="0"/>
+          <w:i w:val="0"/>
+          <w:sz w:val="20"/>
+          <w:u w:val="none"/>
+        </w:rPr>
+        <w:t>K</w:t>
+      </w:r>
+      <w:r>
+        <w:rPr>
+          <w:b w:val="0"/>
+          <w:i w:val="0"/>
+          <w:u w:val="none"/>
+        </w:rPr>
+        <w:t xml:space="preserve">). El chatbot empieza a poblar su propia esquina vacía del espacio, </w:t>
       </w:r>
       <w:r>
         <w:rPr>
@@ -2120,7 +2453,7 @@
           <w:i w:val="0"/>
           <w:u w:val="none"/>
         </w:rPr>
-        <w:t>federación entre dominios</w:t>
+        <w:t>sin estorbar ni romper un solo dato del sistema hospitalario</w:t>
       </w:r>
       <w:r>
         <w:rPr>
@@ -2128,7 +2461,23 @@
           <w:i w:val="0"/>
           <w:u w:val="none"/>
         </w:rPr>
-        <w:t>: cuando el sistema hospitalario y el sistema de IA conversacional comparten un mismo espacio, una zona puede empezar a llenarse — por ejemplo, "llamadas a un asistente médico para sugerir diagnósticos" — sin que ninguno de los dos sistemas haya tenido que rediseñar su estructura. La nueva intersección es un punto en el mismo espacio donde ya viven los hechos anteriores.</w:t>
+        <w:t xml:space="preserve">. Y el día en que un usuario pregunta por WhatsApp: </w:t>
+      </w:r>
+      <w:r>
+        <w:rPr>
+          <w:b w:val="0"/>
+          <w:i/>
+          <w:u w:val="none"/>
+        </w:rPr>
+        <w:t>"¿Qué día me toca ir al médico?"</w:t>
+      </w:r>
+      <w:r>
+        <w:rPr>
+          <w:b w:val="0"/>
+          <w:i w:val="0"/>
+          <w:u w:val="none"/>
+        </w:rPr>
+        <w:t>, ambos sistemas se cruzan en un punto del mapa de manera natural, sin necesidad de programar complejos túneles de integración entre el servidor médico y el de WhatsApp.</w:t>
       </w:r>
     </w:p>
     <w:p>
@@ -2138,23 +2487,7 @@
           <w:i w:val="0"/>
           <w:u w:val="none"/>
         </w:rPr>
-        <w:t xml:space="preserve">La densidad emergente es también lo que permite </w:t>
-      </w:r>
-      <w:r>
-        <w:rPr>
-          <w:b/>
-          <w:i w:val="0"/>
-          <w:u w:val="none"/>
-        </w:rPr>
-        <w:t>explicar</w:t>
-      </w:r>
-      <w:r>
-        <w:rPr>
-          <w:b w:val="0"/>
-          <w:i w:val="0"/>
-          <w:u w:val="none"/>
-        </w:rPr>
-        <w:t xml:space="preserve"> un sistema sin documentación: si una zona del espacio está densamente poblada, sabes qué le importa al sistema; si está vacía, sabes qué no. Es una forma de observabilidad arquitectónica.</w:t>
+        <w:t>Como beneficio extra, esta densidad te sirve para auditar empresas. Si llegas a una compañía y ves un mapa donde la zona de "ventas" está densamente poblada pero la de "reclamos" está misteriosamente vacía, sabes de inmediato dónde están los puntos ciegos de su negocio, sin tener que leer una sola línea de documentación.</w:t>
       </w:r>
     </w:p>
     <w:p>
@@ -2162,7 +2495,7 @@
         <w:pStyle w:val="Heading2"/>
       </w:pPr>
       <w:r>
-        <w:t>Lo que el espacio NO es</w:t>
+        <w:t>Tres cosas que este espacio NO es (Para evitar confusiones)</w:t>
       </w:r>
     </w:p>
     <w:p>
@@ -2172,23 +2505,7 @@
           <w:i w:val="0"/>
           <w:u w:val="none"/>
         </w:rPr>
-        <w:t xml:space="preserve">Es útil ser explícito sobre tres cosas que el espacio WQuestions </w:t>
-      </w:r>
-      <w:r>
-        <w:rPr>
-          <w:b/>
-          <w:i w:val="0"/>
-          <w:u w:val="none"/>
-        </w:rPr>
-        <w:t>no</w:t>
-      </w:r>
-      <w:r>
-        <w:rPr>
-          <w:b w:val="0"/>
-          <w:i w:val="0"/>
-          <w:u w:val="none"/>
-        </w:rPr>
-        <w:t xml:space="preserve"> es, para evitar confusiones:</w:t>
+        <w:t>Para mantener las expectativas bajo control, es sano aclarar tres cosas que la metáfora de la "geometría espacial" no hace:</w:t>
       </w:r>
     </w:p>
     <w:p>
@@ -2197,11 +2514,19 @@
       </w:pPr>
       <w:r>
         <w:rPr>
+          <w:b w:val="0"/>
+          <w:i w:val="0"/>
+          <w:u w:val="none"/>
+        </w:rPr>
+        <w:t xml:space="preserve"> </w:t>
+      </w:r>
+      <w:r>
+        <w:rPr>
           <w:b/>
           <w:i w:val="0"/>
           <w:u w:val="none"/>
         </w:rPr>
-        <w:t>No es una métrica.</w:t>
+        <w:t>No mide distancias físicas:</w:t>
       </w:r>
       <w:r>
         <w:rPr>
@@ -2209,7 +2534,7 @@
           <w:i w:val="0"/>
           <w:u w:val="none"/>
         </w:rPr>
-        <w:t xml:space="preserve"> No hay "distancia" intrínseca entre dos hechos. Que dos hechos compartan valor en un eje los conecta, pero no establece una magnitud de cercanía. Para análisis de similitud cuantitativa hay que recurrir a otros formalismos (Gärdenfors, embeddings) y proyectar.</w:t>
+        <w:t xml:space="preserve"> Que dos hechos compartan la misma fecha no significa que uno esté "cerca" del otro a nivel de afinidad. Este modelo sirve para cruzar conexiones exactas, no para calcular qué tan parecido es un paciente a otro. (Para eso existen los embeddings de la IA).</w:t>
       </w:r>
     </w:p>
     <w:p>
@@ -2218,11 +2543,19 @@
       </w:pPr>
       <w:r>
         <w:rPr>
+          <w:b w:val="0"/>
+          <w:i w:val="0"/>
+          <w:u w:val="none"/>
+        </w:rPr>
+        <w:t xml:space="preserve"> </w:t>
+      </w:r>
+      <w:r>
+        <w:rPr>
           <w:b/>
           <w:i w:val="0"/>
           <w:u w:val="none"/>
         </w:rPr>
-        <w:t>No es un esquema de almacenamiento.</w:t>
+        <w:t>No te obliga a usar un servidor raro:</w:t>
       </w:r>
       <w:r>
         <w:rPr>
@@ -2230,7 +2563,7 @@
           <w:i w:val="0"/>
           <w:u w:val="none"/>
         </w:rPr>
-        <w:t xml:space="preserve"> El espacio es una abstracción de razonamiento. Físicamente, los hechos pueden almacenarse como filas en SQL, documentos en JSON, tripletas en RDF, aristas en un grafo, o lo que prefiera el ingeniero. La metáfora del espacio no obliga a una implementación particular.</w:t>
+        <w:t xml:space="preserve"> Este "espacio de 8 ejes" es una forma de pensar y organizar el código. A la hora de guardarlo en un disco duro físico, el programador puede usar la tecnología que más le guste: filas en PostgreSQL, documentos en MongoDB, o grafos en Neo4j. La filosofía funciona en todas.</w:t>
       </w:r>
     </w:p>
     <w:p>
@@ -2239,11 +2572,19 @@
       </w:pPr>
       <w:r>
         <w:rPr>
+          <w:b w:val="0"/>
+          <w:i w:val="0"/>
+          <w:u w:val="none"/>
+        </w:rPr>
+        <w:t xml:space="preserve"> </w:t>
+      </w:r>
+      <w:r>
+        <w:rPr>
           <w:b/>
           <w:i w:val="0"/>
           <w:u w:val="none"/>
         </w:rPr>
-        <w:t>No es un universo cerrado.</w:t>
+        <w:t>No es una prisión de datos:</w:t>
       </w:r>
       <w:r>
         <w:rPr>
@@ -2251,23 +2592,7 @@
           <w:i w:val="0"/>
           <w:u w:val="none"/>
         </w:rPr>
-        <w:t xml:space="preserve"> Decir que un dominio "vive en el espacio" no significa que el dominio esté completo o que no haya más por modelar. Significa que </w:t>
-      </w:r>
-      <w:r>
-        <w:rPr>
-          <w:b/>
-          <w:i w:val="0"/>
-          <w:u w:val="none"/>
-        </w:rPr>
-        <w:t>todo lo que se modele del dominio aterriza en alguna región del espacio</w:t>
-      </w:r>
-      <w:r>
-        <w:rPr>
-          <w:b w:val="0"/>
-          <w:i w:val="0"/>
-          <w:u w:val="none"/>
-        </w:rPr>
-        <w:t>. Lo no modelado simplemente está fuera del subconjunto de hechos cargados, no del espacio en sí.</w:t>
+        <w:t xml:space="preserve"> Si tú decides mapear todo el sistema de Recursos Humanos en WQuestions, no significa que te prohíba mapear Contabilidad mañana. Todo lo que modeles aterriza seguro en este espacio; lo que decidas no modelar, simplemente no se ve. Es un sistema modular e infinito.</w:t>
       </w:r>
     </w:p>
     <w:p>
@@ -2275,7 +2600,7 @@
         <w:pStyle w:val="Heading2"/>
       </w:pPr>
       <w:r>
-        <w:t>El espacio y los agentes de IA</w:t>
+        <w:t>El modelo y los Agentes de Inteligencia Artificial</w:t>
       </w:r>
     </w:p>
     <w:p>
@@ -2285,7 +2610,7 @@
           <w:i w:val="0"/>
           <w:u w:val="none"/>
         </w:rPr>
-        <w:t>Una observación final que une la metáfora del capítulo con la temática del libro.</w:t>
+        <w:t>Cerremos este capítulo conectando la teoría con el futuro del mercado.</w:t>
       </w:r>
     </w:p>
     <w:p>
@@ -2295,17 +2620,15 @@
           <w:i w:val="0"/>
           <w:u w:val="none"/>
         </w:rPr>
-        <w:t xml:space="preserve">Cuando un agente de inteligencia artificial — un LLM con function calling, por ejemplo — opera sobre un grafo de hechos en WQuestions, lo hace navegando este espacio. Una herramienta como </w:t>
+        <w:t xml:space="preserve">Cuando un agente autónomo de Inteligencia Artificial se conecta a la base de datos de tu empresa para hacer un trabajo, lo que está haciendo matemáticamente es </w:t>
       </w:r>
       <w:r>
         <w:rPr>
-          <w:rFonts w:ascii="Courier New" w:hAnsi="Courier New"/>
-          <w:b w:val="0"/>
+          <w:b/>
           <w:i w:val="0"/>
-          <w:sz w:val="20"/>
           <w:u w:val="none"/>
         </w:rPr>
-        <w:t>agregar_hecho</w:t>
+        <w:t>navegar como un dron a través de esta geometría espacial</w:t>
       </w:r>
       <w:r>
         <w:rPr>
@@ -2313,43 +2636,7 @@
           <w:i w:val="0"/>
           <w:u w:val="none"/>
         </w:rPr>
-        <w:t xml:space="preserve"> deposita un punto nuevo en el espacio; </w:t>
-      </w:r>
-      <w:r>
-        <w:rPr>
-          <w:rFonts w:ascii="Courier New" w:hAnsi="Courier New"/>
-          <w:b w:val="0"/>
-          <w:i w:val="0"/>
-          <w:sz w:val="20"/>
-          <w:u w:val="none"/>
-        </w:rPr>
-        <w:t>consultar</w:t>
-      </w:r>
-      <w:r>
-        <w:rPr>
-          <w:b w:val="0"/>
-          <w:i w:val="0"/>
-          <w:u w:val="none"/>
-        </w:rPr>
-        <w:t xml:space="preserve"> recorta una región; </w:t>
-      </w:r>
-      <w:r>
-        <w:rPr>
-          <w:rFonts w:ascii="Courier New" w:hAnsi="Courier New"/>
-          <w:b w:val="0"/>
-          <w:i w:val="0"/>
-          <w:sz w:val="20"/>
-          <w:u w:val="none"/>
-        </w:rPr>
-        <w:t>inferir</w:t>
-      </w:r>
-      <w:r>
-        <w:rPr>
-          <w:b w:val="0"/>
-          <w:i w:val="0"/>
-          <w:u w:val="none"/>
-        </w:rPr>
-        <w:t xml:space="preserve"> agrega puntos derivados de los existentes. La operación del agente es, literalmente, una serie de movimientos en una geometría compartida.</w:t>
+        <w:t xml:space="preserve">. Cuando usa una herramienta para "agregar un cliente nuevo", simplemente está dibujando un puntito nuevo en el mapa. Cuando el agente quiere investigar un fraude, simplemente "recorta un cuadrado" en la geometría y lee lo que hay adentro. </w:t>
       </w:r>
     </w:p>
     <w:p>
@@ -2359,7 +2646,7 @@
           <w:i w:val="0"/>
           <w:u w:val="none"/>
         </w:rPr>
-        <w:t xml:space="preserve">Y esa geometría es la misma que el agente ya conoce de su entrenamiento: el lenguaje natural distribuye sus oraciones en las mismas ocho dimensiones (quién, qué, dónde, cuándo, cuánto, cuál, cómo, qué tipo). El agente no aprende un espacio nuevo cuando interactúa con WQuestions; </w:t>
+        <w:t xml:space="preserve">Y aquí viene el golpe maestro: este mapa de ocho ejes (quién, qué, dónde, cuándo...) </w:t>
       </w:r>
       <w:r>
         <w:rPr>
@@ -2367,7 +2654,23 @@
           <w:i w:val="0"/>
           <w:u w:val="none"/>
         </w:rPr>
-        <w:t>encuentra explícita la estructura que su entrenamiento ya tenía implícita</w:t>
+        <w:t>es el mismo mapa cognitivo que la Inteligencia Artificial ya usaba en su cabeza para entender el lenguaje humano</w:t>
+      </w:r>
+      <w:r>
+        <w:rPr>
+          <w:b w:val="0"/>
+          <w:i w:val="0"/>
+          <w:u w:val="none"/>
+        </w:rPr>
+        <w:t xml:space="preserve">. Al presentarle los datos corporativos estructurados de esta manera, el agente de IA no tiene que aprender un ecosistema nuevo; </w:t>
+      </w:r>
+      <w:r>
+        <w:rPr>
+          <w:b/>
+          <w:i w:val="0"/>
+          <w:u w:val="none"/>
+        </w:rPr>
+        <w:t>se encuentra con un universo digital que funciona bajo las mismas leyes físicas que su propio entrenamiento neuronal</w:t>
       </w:r>
       <w:r>
         <w:rPr>
@@ -2385,7 +2688,7 @@
           <w:i w:val="0"/>
           <w:u w:val="none"/>
         </w:rPr>
-        <w:t>Es la misma intuición que el capítulo 4 cerró con la anécdota del coche y el autolavado: cuando el espacio está estructurado, el agente no puede perder un pilar de vista. El espacio multidimensional es la formalización de ese andamio cognitivo.</w:t>
+        <w:t>Esta compatibilidad absoluta entre la estructura de la mente de la IA y la estructura de los discos duros de la empresa es lo que hace que todo el esfuerzo valga la pena.</w:t>
       </w:r>
     </w:p>
     <w:p>
@@ -2403,7 +2706,17 @@
           <w:i w:val="0"/>
           <w:u w:val="none"/>
         </w:rPr>
-        <w:t xml:space="preserve">Hasta aquí hemos visto la pieza mínima (el hecho atómico) y el espacio donde se ubica (el espacio multidimensional). En el próximo capítulo nos detenemos en una clase especial de individuos del espacio: las </w:t>
+        <w:t xml:space="preserve">Hasta este punto, hemos hablado de hechos atómicos (piezas pequeñitas de información) y del espacio gigante donde habitan. Pero en la vida real, las cosas no siempre son tan simples y directas. </w:t>
+      </w:r>
+    </w:p>
+    <w:p>
+      <w:r>
+        <w:rPr>
+          <w:b w:val="0"/>
+          <w:i w:val="0"/>
+          <w:u w:val="none"/>
+        </w:rPr>
+        <w:t xml:space="preserve">En el próximo capítulo vamos a detenernos en unos individuos muy especiales que viven en el eje O. Son los "nudos gordianos" de la base de datos. Se llaman </w:t>
       </w:r>
       <w:r>
         <w:rPr>
@@ -2419,7 +2732,7 @@
           <w:i w:val="0"/>
           <w:u w:val="none"/>
         </w:rPr>
-        <w:t>. Son los puntos articuladores del grafo — donde muchos hechos convergen porque hablan de lo mismo —, y donde el modelo gana su capacidad de hablar de eventos complejos, contextos, validez temporal y propósito.</w:t>
+        <w:t xml:space="preserve">: eventos gigantes (como un partido entero o una guerra) donde miles de hechos pequeños convergen y se agrupan porque hablan de lo mismo. Es aquí donde el sistema demuestra si tiene los músculos suficientes para manejar eventos extremadamente complejos a lo largo del tiempo. </w:t>
       </w:r>
     </w:p>
     <w:p>
@@ -2429,7 +2742,7 @@
           <w:i w:val="0"/>
           <w:u w:val="none"/>
         </w:rPr>
-        <w:t>El capítulo 10 se ocupa de eso.</w:t>
+        <w:t>El Capítulo 10 nos revelará cómo desatar esos nudos sin que la base de datos explote.</w:t>
       </w:r>
     </w:p>
     <w:sectPr>
